--- a/report/Report.docx
+++ b/report/Report.docx
@@ -38,7 +38,7 @@
           <w:p>
             <w:pPr>
               <w:jc w:val="center"/>
-              <w:divId w:val="1854342390"/>
+              <w:divId w:val="307444866"/>
               <w:rPr>
                 <w:rFonts w:ascii="Segoe UI" w:eastAsia="Times New Roman" w:hAnsi="Segoe UI" w:cs="Segoe UI"/>
                 <w:color w:val="23262B"/>
@@ -118,7 +118,7 @@
             <w:pPr>
               <w:spacing w:line="480" w:lineRule="auto"/>
               <w:jc w:val="center"/>
-              <w:divId w:val="1709793666"/>
+              <w:divId w:val="1398556585"/>
               <w:rPr>
                 <w:rFonts w:ascii="Segoe UI" w:eastAsia="Times New Roman" w:hAnsi="Segoe UI" w:cs="Segoe UI"/>
                 <w:color w:val="23262B"/>
@@ -562,6 +562,7 @@
           <w:szCs w:val="30"/>
           <w:lang w:val="id-ID"/>
         </w:rPr>
+        <w:lastRenderedPageBreak/>
         <w:t>1  Pendahuluan</w:t>
       </w:r>
     </w:p>
@@ -974,6 +975,7 @@
           <w:szCs w:val="30"/>
           <w:lang w:val="id-ID"/>
         </w:rPr>
+        <w:lastRenderedPageBreak/>
         <w:t>2  Konsep Desain dan Struktur Website</w:t>
       </w:r>
     </w:p>
@@ -1023,7 +1025,18 @@
           <w:szCs w:val="21"/>
           <w:lang w:val="id-ID"/>
         </w:rPr>
-        <w:t>“hangat, lokal, dan bersih”</w:t>
+        <w:t>â€œhangat, lokal, dan bersihâ€</w:t>
+      </w:r>
+      <w:r>
+        <w:rPr>
+          <w:rStyle w:val="Strong"/>
+          <w:rFonts w:ascii="Segoe UI" w:hAnsi="Segoe UI" w:cs="Segoe UI"/>
+          <w:color w:val="23262B"/>
+          <w:sz w:val="21"/>
+          <w:szCs w:val="21"/>
+          <w:lang w:val="id-ID"/>
+        </w:rPr>
+        <w:t></w:t>
       </w:r>
       <w:r>
         <w:rPr>
@@ -1229,7 +1242,7 @@
           <w:szCs w:val="21"/>
           <w:lang w:val="id-ID"/>
         </w:rPr>
-        <w:t xml:space="preserve"> Tata letak menyusun ulang secara otomatis dari satu kolom (ponsel) menjadi dua–empat kolom (desktop).</w:t>
+        <w:t xml:space="preserve"> Tata letak menyusun ulang secara otomatis dari satu kolom (ponsel) menjadi duaâ€“empat kolom (desktop).</w:t>
       </w:r>
     </w:p>
     <w:p>
@@ -1287,7 +1300,7 @@
           <w:p>
             <w:pPr>
               <w:spacing w:after="220"/>
-              <w:divId w:val="1795637948"/>
+              <w:divId w:val="572668849"/>
               <w:rPr>
                 <w:rFonts w:ascii="Segoe UI" w:eastAsia="Times New Roman" w:hAnsi="Segoe UI" w:cs="Segoe UI"/>
                 <w:color w:val="23262B"/>
@@ -1337,7 +1350,7 @@
           <w:p>
             <w:pPr>
               <w:spacing w:after="220"/>
-              <w:divId w:val="2105030313"/>
+              <w:divId w:val="569777589"/>
               <w:rPr>
                 <w:rFonts w:ascii="Segoe UI" w:eastAsia="Times New Roman" w:hAnsi="Segoe UI" w:cs="Segoe UI"/>
                 <w:color w:val="23262B"/>
@@ -1387,7 +1400,7 @@
           <w:p>
             <w:pPr>
               <w:spacing w:after="220"/>
-              <w:divId w:val="1569270504"/>
+              <w:divId w:val="520239030"/>
               <w:rPr>
                 <w:rFonts w:ascii="Segoe UI" w:eastAsia="Times New Roman" w:hAnsi="Segoe UI" w:cs="Segoe UI"/>
                 <w:color w:val="23262B"/>
@@ -1437,7 +1450,7 @@
           <w:p>
             <w:pPr>
               <w:spacing w:after="220"/>
-              <w:divId w:val="368265963"/>
+              <w:divId w:val="1074661466"/>
               <w:rPr>
                 <w:rFonts w:ascii="Segoe UI" w:eastAsia="Times New Roman" w:hAnsi="Segoe UI" w:cs="Segoe UI"/>
                 <w:color w:val="23262B"/>
@@ -1487,7 +1500,7 @@
           <w:p>
             <w:pPr>
               <w:spacing w:after="220"/>
-              <w:divId w:val="1434011367"/>
+              <w:divId w:val="1103186795"/>
               <w:rPr>
                 <w:rFonts w:ascii="Segoe UI" w:eastAsia="Times New Roman" w:hAnsi="Segoe UI" w:cs="Segoe UI"/>
                 <w:color w:val="23262B"/>
@@ -1652,7 +1665,27 @@
           <w:szCs w:val="21"/>
           <w:lang w:val="id-ID"/>
         </w:rPr>
-        <w:t>. Pilihan ini membuat halaman tetap terasa “asli” pada setiap sistem operasi, tidak menambah permintaan jaringan, dan menjaga kecepatan muat. Hierarki visual dibentuk lewat perbedaan ukuran dan ketebalan, bukan lewat banyak jenis huruf.</w:t>
+        <w:t>. Pilihan ini membuat halaman tetap terasa â€œasliâ€</w:t>
+      </w:r>
+      <w:r>
+        <w:rPr>
+          <w:rFonts w:ascii="Segoe UI" w:hAnsi="Segoe UI" w:cs="Segoe UI"/>
+          <w:color w:val="23262B"/>
+          <w:sz w:val="21"/>
+          <w:szCs w:val="21"/>
+          <w:lang w:val="id-ID"/>
+        </w:rPr>
+        <w:t></w:t>
+      </w:r>
+      <w:r>
+        <w:rPr>
+          <w:rFonts w:ascii="Segoe UI" w:hAnsi="Segoe UI" w:cs="Segoe UI"/>
+          <w:color w:val="23262B"/>
+          <w:sz w:val="21"/>
+          <w:szCs w:val="21"/>
+          <w:lang w:val="id-ID"/>
+        </w:rPr>
+        <w:t xml:space="preserve"> pada setiap sistem operasi, tidak menambah permintaan jaringan, dan menjaga kecepatan muat. Hierarki visual dibentuk lewat perbedaan ukuran dan ketebalan, bukan lewat banyak jenis huruf.</w:t>
       </w:r>
     </w:p>
     <w:p>
@@ -1735,7 +1768,7 @@
         <w:rPr>
           <w:lang w:val="id-ID"/>
         </w:rPr>
-        <w:t>├─ quiz1/</w:t>
+        <w:t>â”œâ”€ quiz1/</w:t>
       </w:r>
     </w:p>
     <w:p>
@@ -1749,7 +1782,7 @@
         <w:rPr>
           <w:lang w:val="id-ID"/>
         </w:rPr>
-        <w:t xml:space="preserve">│  ├─ index.html            </w:t>
+        <w:t xml:space="preserve">â”‚  â”œâ”€ index.html            </w:t>
       </w:r>
       <w:r>
         <w:rPr>
@@ -1770,7 +1803,7 @@
         <w:rPr>
           <w:lang w:val="id-ID"/>
         </w:rPr>
-        <w:t xml:space="preserve">│  ├─ profile/index.html    </w:t>
+        <w:t xml:space="preserve">â”‚  â”œâ”€ profile/index.html    </w:t>
       </w:r>
       <w:r>
         <w:rPr>
@@ -1791,7 +1824,7 @@
         <w:rPr>
           <w:lang w:val="id-ID"/>
         </w:rPr>
-        <w:t xml:space="preserve">│  ├─ hometown/index.html   </w:t>
+        <w:t xml:space="preserve">â”‚  â”œâ”€ hometown/index.html   </w:t>
       </w:r>
       <w:r>
         <w:rPr>
@@ -1812,7 +1845,7 @@
         <w:rPr>
           <w:lang w:val="id-ID"/>
         </w:rPr>
-        <w:t xml:space="preserve">│  ├─ food/index.html       </w:t>
+        <w:t xml:space="preserve">â”‚  â”œâ”€ food/index.html       </w:t>
       </w:r>
       <w:r>
         <w:rPr>
@@ -1833,7 +1866,7 @@
         <w:rPr>
           <w:lang w:val="id-ID"/>
         </w:rPr>
-        <w:t xml:space="preserve">│  ├─ tourist/index.html    </w:t>
+        <w:t xml:space="preserve">â”‚  â”œâ”€ tourist/index.html    </w:t>
       </w:r>
       <w:r>
         <w:rPr>
@@ -1854,7 +1887,7 @@
         <w:rPr>
           <w:lang w:val="id-ID"/>
         </w:rPr>
-        <w:t xml:space="preserve">│  ├─ css/style.css         </w:t>
+        <w:t xml:space="preserve">â”‚  â”œâ”€ css/style.css         </w:t>
       </w:r>
       <w:r>
         <w:rPr>
@@ -1875,7 +1908,7 @@
         <w:rPr>
           <w:lang w:val="id-ID"/>
         </w:rPr>
-        <w:t xml:space="preserve">│  ├─ js/script.js          </w:t>
+        <w:t xml:space="preserve">â”‚  â”œâ”€ js/script.js          </w:t>
       </w:r>
       <w:r>
         <w:rPr>
@@ -1896,21 +1929,42 @@
         <w:rPr>
           <w:lang w:val="id-ID"/>
         </w:rPr>
-        <w:t xml:space="preserve">│  └─ images/               </w:t>
+        <w:t xml:space="preserve">â”‚  </w:t>
+      </w:r>
+      <w:r>
+        <w:rPr>
+          <w:lang w:val="id-ID"/>
+        </w:rPr>
+        <w:t xml:space="preserve">â””â”€ images/               </w:t>
       </w:r>
       <w:r>
         <w:rPr>
           <w:rStyle w:val="c2"/>
           <w:lang w:val="id-ID"/>
         </w:rPr>
-        <w:t xml:space="preserve">← </w:t>
+        <w:t>← 14 foto: profil, kuliner, wisata</w:t>
+      </w:r>
+    </w:p>
+    <w:p>
+      <w:pPr>
+        <w:pStyle w:val="HTMLPreformatted"/>
+        <w:rPr>
+          <w:lang w:val="id-ID"/>
+        </w:rPr>
+      </w:pPr>
+      <w:r>
+        <w:rPr>
+          <w:lang w:val="id-ID"/>
+        </w:rPr>
+        <w:lastRenderedPageBreak/>
+        <w:t xml:space="preserve">â”œâ”€ report/                  </w:t>
       </w:r>
       <w:r>
         <w:rPr>
           <w:rStyle w:val="c2"/>
           <w:lang w:val="id-ID"/>
         </w:rPr>
-        <w:t>14 foto: profil, kuliner, wisata</w:t>
+        <w:t>← berkas laporan ini</w:t>
       </w:r>
     </w:p>
     <w:p>
@@ -1924,14 +1978,14 @@
         <w:rPr>
           <w:lang w:val="id-ID"/>
         </w:rPr>
-        <w:t xml:space="preserve">├─ report/                  </w:t>
+        <w:t xml:space="preserve">â”œâ”€ vercel.json              </w:t>
       </w:r>
       <w:r>
         <w:rPr>
           <w:rStyle w:val="c2"/>
           <w:lang w:val="id-ID"/>
         </w:rPr>
-        <w:t>← berkas laporan ini</w:t>
+        <w:t>← konfigurasi routing saat deploy</w:t>
       </w:r>
     </w:p>
     <w:p>
@@ -1945,28 +1999,7 @@
         <w:rPr>
           <w:lang w:val="id-ID"/>
         </w:rPr>
-        <w:t xml:space="preserve">├─ vercel.json              </w:t>
-      </w:r>
-      <w:r>
-        <w:rPr>
-          <w:rStyle w:val="c2"/>
-          <w:lang w:val="id-ID"/>
-        </w:rPr>
-        <w:t>← konfigurasi routing saat deploy</w:t>
-      </w:r>
-    </w:p>
-    <w:p>
-      <w:pPr>
-        <w:pStyle w:val="HTMLPreformatted"/>
-        <w:rPr>
-          <w:lang w:val="id-ID"/>
-        </w:rPr>
-      </w:pPr>
-      <w:r>
-        <w:rPr>
-          <w:lang w:val="id-ID"/>
-        </w:rPr>
-        <w:t xml:space="preserve">└─ start.bat                </w:t>
+        <w:t xml:space="preserve">â””â”€ start.bat                </w:t>
       </w:r>
       <w:r>
         <w:rPr>
@@ -2872,6 +2905,7 @@
           <w:szCs w:val="30"/>
           <w:lang w:val="id-ID"/>
         </w:rPr>
+        <w:lastRenderedPageBreak/>
         <w:t>3  Dokumentasi Tampilan (Screenshot)</w:t>
       </w:r>
     </w:p>
@@ -2937,8 +2971,9 @@
           <w:szCs w:val="21"/>
           <w:lang w:val="id-ID"/>
         </w:rPr>
+        <w:lastRenderedPageBreak/>
         <w:drawing>
-          <wp:inline distT="0" distB="0" distL="0" distR="0" wp14:anchorId="77A5044A" wp14:editId="10A28DB6">
+          <wp:inline distT="0" distB="0" distL="0" distR="0" wp14:anchorId="7C1621FF" wp14:editId="52953026">
             <wp:extent cx="13716000" cy="15916275"/>
             <wp:effectExtent l="0" t="0" r="0" b="9525"/>
             <wp:docPr id="1" name="Picture 1" descr="Screenshot Dashboard"/>
@@ -2955,7 +2990,7 @@
                     </pic:cNvPicPr>
                   </pic:nvPicPr>
                   <pic:blipFill>
-                    <a:blip r:link="rId5">
+                    <a:blip r:embed="rId5">
                       <a:extLst>
                         <a:ext uri="{28A0092B-C50C-407E-A947-70E740481C1C}">
                           <a14:useLocalDpi xmlns:a14="http://schemas.microsoft.com/office/drawing/2010/main" val="0"/>
@@ -2994,7 +3029,8 @@
           <w:szCs w:val="21"/>
           <w:lang w:val="id-ID"/>
         </w:rPr>
-        <w:t>Gambar 3.1 — Dashboard (</w:t>
+        <w:lastRenderedPageBreak/>
+        <w:t>Gambar 3.1 â€” Dashboard (</w:t>
       </w:r>
       <w:r>
         <w:rPr>
@@ -3047,6 +3083,7 @@
           <w:rFonts w:ascii="Segoe UI" w:eastAsia="Times New Roman" w:hAnsi="Segoe UI" w:cs="Segoe UI"/>
           <w:lang w:val="id-ID"/>
         </w:rPr>
+        <w:lastRenderedPageBreak/>
         <w:t>3.1 Halaman Profile</w:t>
       </w:r>
     </w:p>
@@ -3069,8 +3106,9 @@
           <w:szCs w:val="21"/>
           <w:lang w:val="id-ID"/>
         </w:rPr>
+        <w:lastRenderedPageBreak/>
         <w:drawing>
-          <wp:inline distT="0" distB="0" distL="0" distR="0" wp14:anchorId="4723384A" wp14:editId="2D333910">
+          <wp:inline distT="0" distB="0" distL="0" distR="0" wp14:anchorId="79211581" wp14:editId="4064F5A6">
             <wp:extent cx="13716000" cy="14697075"/>
             <wp:effectExtent l="0" t="0" r="0" b="9525"/>
             <wp:docPr id="2" name="Picture 2" descr="Screenshot Profile"/>
@@ -3087,7 +3125,7 @@
                     </pic:cNvPicPr>
                   </pic:nvPicPr>
                   <pic:blipFill>
-                    <a:blip r:link="rId6">
+                    <a:blip r:embed="rId6">
                       <a:extLst>
                         <a:ext uri="{28A0092B-C50C-407E-A947-70E740481C1C}">
                           <a14:useLocalDpi xmlns:a14="http://schemas.microsoft.com/office/drawing/2010/main" val="0"/>
@@ -3126,7 +3164,8 @@
           <w:szCs w:val="21"/>
           <w:lang w:val="id-ID"/>
         </w:rPr>
-        <w:t>Gambar 3.2 — Profile (</w:t>
+        <w:lastRenderedPageBreak/>
+        <w:t>Gambar 3.2 â€” Profile (</w:t>
       </w:r>
       <w:r>
         <w:rPr>
@@ -3179,6 +3218,7 @@
           <w:rFonts w:ascii="Segoe UI" w:eastAsia="Times New Roman" w:hAnsi="Segoe UI" w:cs="Segoe UI"/>
           <w:lang w:val="id-ID"/>
         </w:rPr>
+        <w:lastRenderedPageBreak/>
         <w:t>3.2 Halaman Hometown</w:t>
       </w:r>
     </w:p>
@@ -3201,8 +3241,9 @@
           <w:szCs w:val="21"/>
           <w:lang w:val="id-ID"/>
         </w:rPr>
+        <w:lastRenderedPageBreak/>
         <w:drawing>
-          <wp:inline distT="0" distB="0" distL="0" distR="0" wp14:anchorId="2120EDE9" wp14:editId="0753C7FC">
+          <wp:inline distT="0" distB="0" distL="0" distR="0" wp14:anchorId="75203955" wp14:editId="7C30C4F5">
             <wp:extent cx="13716000" cy="14773275"/>
             <wp:effectExtent l="0" t="0" r="0" b="9525"/>
             <wp:docPr id="3" name="Picture 3" descr="Screenshot Hometown"/>
@@ -3219,7 +3260,7 @@
                     </pic:cNvPicPr>
                   </pic:nvPicPr>
                   <pic:blipFill>
-                    <a:blip r:link="rId7">
+                    <a:blip r:embed="rId7">
                       <a:extLst>
                         <a:ext uri="{28A0092B-C50C-407E-A947-70E740481C1C}">
                           <a14:useLocalDpi xmlns:a14="http://schemas.microsoft.com/office/drawing/2010/main" val="0"/>
@@ -3258,7 +3299,8 @@
           <w:szCs w:val="21"/>
           <w:lang w:val="id-ID"/>
         </w:rPr>
-        <w:t>Gambar 3.3 — Hometown (</w:t>
+        <w:lastRenderedPageBreak/>
+        <w:t>Gambar 3.3 â€” Hometown (</w:t>
       </w:r>
       <w:r>
         <w:rPr>
@@ -3311,6 +3353,7 @@
           <w:rFonts w:ascii="Segoe UI" w:eastAsia="Times New Roman" w:hAnsi="Segoe UI" w:cs="Segoe UI"/>
           <w:lang w:val="id-ID"/>
         </w:rPr>
+        <w:lastRenderedPageBreak/>
         <w:t>3.3 Halaman Local Food</w:t>
       </w:r>
     </w:p>
@@ -3333,8 +3376,9 @@
           <w:szCs w:val="21"/>
           <w:lang w:val="id-ID"/>
         </w:rPr>
+        <w:lastRenderedPageBreak/>
         <w:drawing>
-          <wp:inline distT="0" distB="0" distL="0" distR="0" wp14:anchorId="342BB4D6" wp14:editId="0BC5489E">
+          <wp:inline distT="0" distB="0" distL="0" distR="0" wp14:anchorId="0CF90008" wp14:editId="7600DB2B">
             <wp:extent cx="13716000" cy="14468475"/>
             <wp:effectExtent l="0" t="0" r="0" b="9525"/>
             <wp:docPr id="4" name="Picture 4" descr="Screenshot Local Food"/>
@@ -3351,7 +3395,7 @@
                     </pic:cNvPicPr>
                   </pic:nvPicPr>
                   <pic:blipFill>
-                    <a:blip r:link="rId8">
+                    <a:blip r:embed="rId8">
                       <a:extLst>
                         <a:ext uri="{28A0092B-C50C-407E-A947-70E740481C1C}">
                           <a14:useLocalDpi xmlns:a14="http://schemas.microsoft.com/office/drawing/2010/main" val="0"/>
@@ -3390,7 +3434,8 @@
           <w:szCs w:val="21"/>
           <w:lang w:val="id-ID"/>
         </w:rPr>
-        <w:t>Gambar 3.4 — Local Food (</w:t>
+        <w:lastRenderedPageBreak/>
+        <w:t>Gambar 3.4 â€” Local Food (</w:t>
       </w:r>
       <w:r>
         <w:rPr>
@@ -3443,6 +3488,7 @@
           <w:rFonts w:ascii="Segoe UI" w:eastAsia="Times New Roman" w:hAnsi="Segoe UI" w:cs="Segoe UI"/>
           <w:lang w:val="id-ID"/>
         </w:rPr>
+        <w:lastRenderedPageBreak/>
         <w:t>3.4 Halaman Tourist Places</w:t>
       </w:r>
     </w:p>
@@ -3465,8 +3511,9 @@
           <w:szCs w:val="21"/>
           <w:lang w:val="id-ID"/>
         </w:rPr>
+        <w:lastRenderedPageBreak/>
         <w:drawing>
-          <wp:inline distT="0" distB="0" distL="0" distR="0" wp14:anchorId="2A7F84D4" wp14:editId="79179207">
+          <wp:inline distT="0" distB="0" distL="0" distR="0" wp14:anchorId="04CA03E6" wp14:editId="19E4FDAE">
             <wp:extent cx="13716000" cy="12515850"/>
             <wp:effectExtent l="0" t="0" r="0" b="0"/>
             <wp:docPr id="5" name="Picture 5" descr="Screenshot Tourist Places"/>
@@ -3483,7 +3530,7 @@
                     </pic:cNvPicPr>
                   </pic:nvPicPr>
                   <pic:blipFill>
-                    <a:blip r:link="rId9">
+                    <a:blip r:embed="rId9">
                       <a:extLst>
                         <a:ext uri="{28A0092B-C50C-407E-A947-70E740481C1C}">
                           <a14:useLocalDpi xmlns:a14="http://schemas.microsoft.com/office/drawing/2010/main" val="0"/>
@@ -3522,7 +3569,8 @@
           <w:szCs w:val="21"/>
           <w:lang w:val="id-ID"/>
         </w:rPr>
-        <w:t>Gambar 3.5 — Tourist Places (</w:t>
+        <w:lastRenderedPageBreak/>
+        <w:t>Gambar 3.5 â€” Tourist Places (</w:t>
       </w:r>
       <w:r>
         <w:rPr>
@@ -3650,8 +3698,9 @@
                 <w:sz w:val="19"/>
                 <w:szCs w:val="19"/>
               </w:rPr>
+              <w:lastRenderedPageBreak/>
               <w:drawing>
-                <wp:inline distT="0" distB="0" distL="0" distR="0" wp14:anchorId="184A0EA8" wp14:editId="6C20FD19">
+                <wp:inline distT="0" distB="0" distL="0" distR="0" wp14:anchorId="1CB9DD5C" wp14:editId="00E4B5D6">
                   <wp:extent cx="7429500" cy="21907500"/>
                   <wp:effectExtent l="0" t="0" r="0" b="0"/>
                   <wp:docPr id="6" name="Picture 6" descr="Screenshot mobile dashboard"/>
@@ -3668,7 +3717,7 @@
                           </pic:cNvPicPr>
                         </pic:nvPicPr>
                         <pic:blipFill>
-                          <a:blip r:link="rId10">
+                          <a:blip r:embed="rId10">
                             <a:extLst>
                               <a:ext uri="{28A0092B-C50C-407E-A947-70E740481C1C}">
                                 <a14:useLocalDpi xmlns:a14="http://schemas.microsoft.com/office/drawing/2010/main" val="0"/>
@@ -3706,7 +3755,8 @@
                 <w:sz w:val="19"/>
                 <w:szCs w:val="19"/>
               </w:rPr>
-              <w:t xml:space="preserve">Gambar 3.6 — Dashboard pada ponsel: menu berubah menjadi tombol </w:t>
+              <w:lastRenderedPageBreak/>
+              <w:t xml:space="preserve">Gambar 3.6 â€” Dashboard pada ponsel: menu berubah menjadi tombol </w:t>
             </w:r>
             <w:r>
               <w:rPr>
@@ -3781,8 +3831,9 @@
                 <w:sz w:val="19"/>
                 <w:szCs w:val="19"/>
               </w:rPr>
+              <w:lastRenderedPageBreak/>
               <w:drawing>
-                <wp:inline distT="0" distB="0" distL="0" distR="0" wp14:anchorId="489A9F84" wp14:editId="6EE67978">
+                <wp:inline distT="0" distB="0" distL="0" distR="0" wp14:anchorId="0E7E3580" wp14:editId="61207A01">
                   <wp:extent cx="7429500" cy="21907500"/>
                   <wp:effectExtent l="0" t="0" r="0" b="0"/>
                   <wp:docPr id="7" name="Picture 7" descr="Screenshot mobile local food"/>
@@ -3799,7 +3850,7 @@
                           </pic:cNvPicPr>
                         </pic:nvPicPr>
                         <pic:blipFill>
-                          <a:blip r:link="rId11">
+                          <a:blip r:embed="rId11">
                             <a:extLst>
                               <a:ext uri="{28A0092B-C50C-407E-A947-70E740481C1C}">
                                 <a14:useLocalDpi xmlns:a14="http://schemas.microsoft.com/office/drawing/2010/main" val="0"/>
@@ -3837,7 +3888,8 @@
                 <w:sz w:val="19"/>
                 <w:szCs w:val="19"/>
               </w:rPr>
-              <w:t>Gambar 3.7 — Local Food pada ponsel: kartu tersusun satu kolom dan tombol filter membagi lebar secara merata</w:t>
+              <w:lastRenderedPageBreak/>
+              <w:t>Gambar 3.7 â€” Local Food pada ponsel: kartu tersusun satu kolom dan tombol filter membagi lebar secara merata</w:t>
             </w:r>
             <w:r>
               <w:rPr>
@@ -3886,6 +3938,7 @@
           <w:szCs w:val="30"/>
           <w:lang w:val="id-ID"/>
         </w:rPr>
+        <w:lastRenderedPageBreak/>
         <w:t>4  Penjelasan Kode dan Pilihan Implementasi</w:t>
       </w:r>
     </w:p>
@@ -4812,6 +4865,7 @@
         <w:rPr>
           <w:lang w:val="id-ID"/>
         </w:rPr>
+        <w:lastRenderedPageBreak/>
         <w:t xml:space="preserve">  --muted-bg: #f6f4ef;</w:t>
       </w:r>
     </w:p>
@@ -4933,7 +4987,7 @@
       <w:pPr>
         <w:pStyle w:val="NormalWeb"/>
         <w:shd w:val="clear" w:color="auto" w:fill="F7F5F1"/>
-        <w:divId w:val="52892971"/>
+        <w:divId w:val="1629584721"/>
         <w:rPr>
           <w:rFonts w:ascii="Segoe UI" w:hAnsi="Segoe UI" w:cs="Segoe UI"/>
           <w:color w:val="23262B"/>
@@ -5372,7 +5426,27 @@
           <w:szCs w:val="21"/>
           <w:lang w:val="id-ID"/>
         </w:rPr>
-        <w:t>Kalimat “Saya seorang …” diisi bergantian dari sebuah daftar kata. Teks ditampilkan karakter demi karakter, lalu dihapus, lalu lanjut ke kata berikutnya.</w:t>
+        <w:t>Kalimat â€œSaya seorang â€¦â€</w:t>
+      </w:r>
+      <w:r>
+        <w:rPr>
+          <w:rFonts w:ascii="Segoe UI" w:hAnsi="Segoe UI" w:cs="Segoe UI"/>
+          <w:color w:val="23262B"/>
+          <w:sz w:val="21"/>
+          <w:szCs w:val="21"/>
+          <w:lang w:val="id-ID"/>
+        </w:rPr>
+        <w:t></w:t>
+      </w:r>
+      <w:r>
+        <w:rPr>
+          <w:rFonts w:ascii="Segoe UI" w:hAnsi="Segoe UI" w:cs="Segoe UI"/>
+          <w:color w:val="23262B"/>
+          <w:sz w:val="21"/>
+          <w:szCs w:val="21"/>
+          <w:lang w:val="id-ID"/>
+        </w:rPr>
+        <w:t xml:space="preserve"> diisi bergantian dari sebuah daftar kata. Teks ditampilkan karakter demi karakter, lalu dihapus, lalu lanjut ke kata berikutnya.</w:t>
       </w:r>
     </w:p>
     <w:p>
@@ -5488,6 +5562,7 @@
         <w:rPr>
           <w:lang w:val="id-ID"/>
         </w:rPr>
+        <w:lastRenderedPageBreak/>
         <w:t xml:space="preserve">  $('#typed').text(word.slice(0, ci));</w:t>
       </w:r>
     </w:p>
@@ -6298,6 +6373,7 @@
           <w:rFonts w:ascii="Segoe UI" w:eastAsia="Times New Roman" w:hAnsi="Segoe UI" w:cs="Segoe UI"/>
           <w:lang w:val="id-ID"/>
         </w:rPr>
+        <w:lastRenderedPageBreak/>
         <w:t>(d) Modal detail wisata</w:t>
       </w:r>
     </w:p>
@@ -6917,7 +6993,7 @@
       <w:pPr>
         <w:pStyle w:val="NormalWeb"/>
         <w:shd w:val="clear" w:color="auto" w:fill="F7F5F1"/>
-        <w:divId w:val="231934204"/>
+        <w:divId w:val="806582889"/>
         <w:rPr>
           <w:rFonts w:ascii="Segoe UI" w:hAnsi="Segoe UI" w:cs="Segoe UI"/>
           <w:color w:val="23262B"/>
@@ -7015,7 +7091,18 @@
           <w:szCs w:val="21"/>
           <w:lang w:val="id-ID"/>
         </w:rPr>
-        <w:t>“collapse is not a function”</w:t>
+        <w:t>â€œcollapse is not a functionâ€</w:t>
+      </w:r>
+      <w:r>
+        <w:rPr>
+          <w:rStyle w:val="Emphasis"/>
+          <w:rFonts w:ascii="Segoe UI" w:hAnsi="Segoe UI" w:cs="Segoe UI"/>
+          <w:color w:val="23262B"/>
+          <w:sz w:val="21"/>
+          <w:szCs w:val="21"/>
+          <w:lang w:val="id-ID"/>
+        </w:rPr>
+        <w:t></w:t>
       </w:r>
       <w:r>
         <w:rPr>
@@ -7068,6 +7155,7 @@
           <w:rFonts w:ascii="Segoe UI" w:eastAsia="Times New Roman" w:hAnsi="Segoe UI" w:cs="Segoe UI"/>
           <w:lang w:val="id-ID"/>
         </w:rPr>
+        <w:lastRenderedPageBreak/>
         <w:t>(h) Tahun berjalan pada footer</w:t>
       </w:r>
     </w:p>
@@ -7349,7 +7437,7 @@
       <w:pPr>
         <w:pStyle w:val="NormalWeb"/>
         <w:shd w:val="clear" w:color="auto" w:fill="F7F5F1"/>
-        <w:divId w:val="1097629687"/>
+        <w:divId w:val="1213888487"/>
         <w:rPr>
           <w:rFonts w:ascii="Segoe UI" w:hAnsi="Segoe UI" w:cs="Segoe UI"/>
           <w:color w:val="23262B"/>
@@ -13984,9 +14072,9 @@
 <file path=word/numbering.xml><?xml version="1.0" encoding="utf-8"?>
 <w:numbering xmlns:wpc="http://schemas.microsoft.com/office/word/2010/wordprocessingCanvas" xmlns:cx="http://schemas.microsoft.com/office/drawing/2014/chartex" xmlns:cx1="http://schemas.microsoft.com/office/drawing/2015/9/8/chartex" xmlns:cx2="http://schemas.microsoft.com/office/drawing/2015/10/21/chartex" xmlns:cx3="http://schemas.microsoft.com/office/drawing/2016/5/9/chartex" xmlns:cx4="http://schemas.microsoft.com/office/drawing/2016/5/10/chartex" xmlns:cx5="http://schemas.microsoft.com/office/drawing/2016/5/11/chartex" xmlns:cx6="http://schemas.microsoft.com/office/drawing/2016/5/12/chartex" xmlns:cx7="http://schemas.microsoft.com/office/drawing/2016/5/13/chartex" xmlns:cx8="http://schemas.microsoft.com/office/drawing/2016/5/14/chartex" xmlns:mc="http://schemas.openxmlformats.org/markup-compatibility/2006" xmlns:aink="http://schemas.microsoft.com/office/drawing/2016/ink" xmlns:am3d="http://schemas.microsoft.com/office/drawing/2017/model3d" xmlns:o="urn:schemas-microsoft-com:office:office" xmlns:oel="http://schemas.microsoft.com/office/2019/extlst" xmlns:r="http://schemas.openxmlformats.org/officeDocument/2006/relationships" xmlns:m="http://schemas.openxmlformats.org/officeDocument/2006/math" xmlns:v="urn:schemas-microsoft-com:vml" xmlns:wp14="http://schemas.microsoft.com/office/word/2010/wordprocessingDrawing" xmlns:wp="http://schemas.openxmlformats.org/drawingml/2006/wordprocessingDrawing" xmlns:w10="urn:schemas-microsoft-com:office:word" xmlns:w="http://schemas.openxmlformats.org/wordprocessingml/2006/main" xmlns:w14="http://schemas.microsoft.com/office/word/2010/wordml" xmlns:w15="http://schemas.microsoft.com/office/word/2012/wordml" xmlns:w16cex="http://schemas.microsoft.com/office/word/2018/wordml/cex" xmlns:w16cid="http://schemas.microsoft.com/office/word/2016/wordml/cid" xmlns:w16="http://schemas.microsoft.com/office/word/2018/wordml" xmlns:w16du="http://schemas.microsoft.com/office/word/2023/wordml/word16du" xmlns:w16sdtdh="http://schemas.microsoft.com/office/word/2020/wordml/sdtdatahash" xmlns:w16sdtfl="http://schemas.microsoft.com/office/word/2024/wordml/sdtformatlock" xmlns:w16se="http://schemas.microsoft.com/office/word/2015/wordml/symex" xmlns:wpg="http://schemas.microsoft.com/office/word/2010/wordprocessingGroup" xmlns:wpi="http://schemas.microsoft.com/office/word/2010/wordprocessingInk" xmlns:wne="http://schemas.microsoft.com/office/word/2006/wordml" xmlns:wps="http://schemas.microsoft.com/office/word/2010/wordprocessingShape" mc:Ignorable="w14 w15 w16se w16cid w16 w16cex w16sdtdh w16sdtfl w16du wp14">
   <w:abstractNum w:abstractNumId="0" w15:restartNumberingAfterBreak="0">
-    <w:nsid w:val="094C58D7"/>
+    <w:nsid w:val="063849D9"/>
     <w:multiLevelType w:val="multilevel"/>
-    <w:tmpl w:val="17D49788"/>
+    <w:tmpl w:val="B31E2306"/>
     <w:lvl w:ilvl="0">
       <w:start w:val="1"/>
       <w:numFmt w:val="bullet"/>
@@ -14133,9 +14221,122 @@
     </w:lvl>
   </w:abstractNum>
   <w:abstractNum w:abstractNumId="1" w15:restartNumberingAfterBreak="0">
-    <w:nsid w:val="0EA80118"/>
+    <w:nsid w:val="44DD14BA"/>
     <w:multiLevelType w:val="multilevel"/>
-    <w:tmpl w:val="55A0653C"/>
+    <w:tmpl w:val="BE147DCC"/>
+    <w:lvl w:ilvl="0">
+      <w:start w:val="1"/>
+      <w:numFmt w:val="decimal"/>
+      <w:lvlText w:val="%1."/>
+      <w:lvlJc w:val="left"/>
+      <w:pPr>
+        <w:tabs>
+          <w:tab w:val="num" w:pos="720"/>
+        </w:tabs>
+        <w:ind w:left="720" w:hanging="360"/>
+      </w:pPr>
+    </w:lvl>
+    <w:lvl w:ilvl="1" w:tentative="1">
+      <w:start w:val="1"/>
+      <w:numFmt w:val="decimal"/>
+      <w:lvlText w:val="%2."/>
+      <w:lvlJc w:val="left"/>
+      <w:pPr>
+        <w:tabs>
+          <w:tab w:val="num" w:pos="1440"/>
+        </w:tabs>
+        <w:ind w:left="1440" w:hanging="360"/>
+      </w:pPr>
+    </w:lvl>
+    <w:lvl w:ilvl="2" w:tentative="1">
+      <w:start w:val="1"/>
+      <w:numFmt w:val="decimal"/>
+      <w:lvlText w:val="%3."/>
+      <w:lvlJc w:val="left"/>
+      <w:pPr>
+        <w:tabs>
+          <w:tab w:val="num" w:pos="2160"/>
+        </w:tabs>
+        <w:ind w:left="2160" w:hanging="360"/>
+      </w:pPr>
+    </w:lvl>
+    <w:lvl w:ilvl="3" w:tentative="1">
+      <w:start w:val="1"/>
+      <w:numFmt w:val="decimal"/>
+      <w:lvlText w:val="%4."/>
+      <w:lvlJc w:val="left"/>
+      <w:pPr>
+        <w:tabs>
+          <w:tab w:val="num" w:pos="2880"/>
+        </w:tabs>
+        <w:ind w:left="2880" w:hanging="360"/>
+      </w:pPr>
+    </w:lvl>
+    <w:lvl w:ilvl="4" w:tentative="1">
+      <w:start w:val="1"/>
+      <w:numFmt w:val="decimal"/>
+      <w:lvlText w:val="%5."/>
+      <w:lvlJc w:val="left"/>
+      <w:pPr>
+        <w:tabs>
+          <w:tab w:val="num" w:pos="3600"/>
+        </w:tabs>
+        <w:ind w:left="3600" w:hanging="360"/>
+      </w:pPr>
+    </w:lvl>
+    <w:lvl w:ilvl="5" w:tentative="1">
+      <w:start w:val="1"/>
+      <w:numFmt w:val="decimal"/>
+      <w:lvlText w:val="%6."/>
+      <w:lvlJc w:val="left"/>
+      <w:pPr>
+        <w:tabs>
+          <w:tab w:val="num" w:pos="4320"/>
+        </w:tabs>
+        <w:ind w:left="4320" w:hanging="360"/>
+      </w:pPr>
+    </w:lvl>
+    <w:lvl w:ilvl="6" w:tentative="1">
+      <w:start w:val="1"/>
+      <w:numFmt w:val="decimal"/>
+      <w:lvlText w:val="%7."/>
+      <w:lvlJc w:val="left"/>
+      <w:pPr>
+        <w:tabs>
+          <w:tab w:val="num" w:pos="5040"/>
+        </w:tabs>
+        <w:ind w:left="5040" w:hanging="360"/>
+      </w:pPr>
+    </w:lvl>
+    <w:lvl w:ilvl="7" w:tentative="1">
+      <w:start w:val="1"/>
+      <w:numFmt w:val="decimal"/>
+      <w:lvlText w:val="%8."/>
+      <w:lvlJc w:val="left"/>
+      <w:pPr>
+        <w:tabs>
+          <w:tab w:val="num" w:pos="5760"/>
+        </w:tabs>
+        <w:ind w:left="5760" w:hanging="360"/>
+      </w:pPr>
+    </w:lvl>
+    <w:lvl w:ilvl="8" w:tentative="1">
+      <w:start w:val="1"/>
+      <w:numFmt w:val="decimal"/>
+      <w:lvlText w:val="%9."/>
+      <w:lvlJc w:val="left"/>
+      <w:pPr>
+        <w:tabs>
+          <w:tab w:val="num" w:pos="6480"/>
+        </w:tabs>
+        <w:ind w:left="6480" w:hanging="360"/>
+      </w:pPr>
+    </w:lvl>
+  </w:abstractNum>
+  <w:abstractNum w:abstractNumId="2" w15:restartNumberingAfterBreak="0">
+    <w:nsid w:val="47695251"/>
+    <w:multiLevelType w:val="multilevel"/>
+    <w:tmpl w:val="6D444C82"/>
     <w:lvl w:ilvl="0">
       <w:start w:val="1"/>
       <w:numFmt w:val="bullet"/>
@@ -14281,236 +14482,10 @@
       </w:rPr>
     </w:lvl>
   </w:abstractNum>
-  <w:abstractNum w:abstractNumId="2" w15:restartNumberingAfterBreak="0">
-    <w:nsid w:val="16671E33"/>
+  <w:abstractNum w:abstractNumId="3" w15:restartNumberingAfterBreak="0">
+    <w:nsid w:val="4F0D6CF3"/>
     <w:multiLevelType w:val="multilevel"/>
-    <w:tmpl w:val="67F47E20"/>
-    <w:lvl w:ilvl="0">
-      <w:start w:val="1"/>
-      <w:numFmt w:val="decimal"/>
-      <w:lvlText w:val="%1."/>
-      <w:lvlJc w:val="left"/>
-      <w:pPr>
-        <w:tabs>
-          <w:tab w:val="num" w:pos="720"/>
-        </w:tabs>
-        <w:ind w:left="720" w:hanging="360"/>
-      </w:pPr>
-    </w:lvl>
-    <w:lvl w:ilvl="1" w:tentative="1">
-      <w:start w:val="1"/>
-      <w:numFmt w:val="decimal"/>
-      <w:lvlText w:val="%2."/>
-      <w:lvlJc w:val="left"/>
-      <w:pPr>
-        <w:tabs>
-          <w:tab w:val="num" w:pos="1440"/>
-        </w:tabs>
-        <w:ind w:left="1440" w:hanging="360"/>
-      </w:pPr>
-    </w:lvl>
-    <w:lvl w:ilvl="2" w:tentative="1">
-      <w:start w:val="1"/>
-      <w:numFmt w:val="decimal"/>
-      <w:lvlText w:val="%3."/>
-      <w:lvlJc w:val="left"/>
-      <w:pPr>
-        <w:tabs>
-          <w:tab w:val="num" w:pos="2160"/>
-        </w:tabs>
-        <w:ind w:left="2160" w:hanging="360"/>
-      </w:pPr>
-    </w:lvl>
-    <w:lvl w:ilvl="3" w:tentative="1">
-      <w:start w:val="1"/>
-      <w:numFmt w:val="decimal"/>
-      <w:lvlText w:val="%4."/>
-      <w:lvlJc w:val="left"/>
-      <w:pPr>
-        <w:tabs>
-          <w:tab w:val="num" w:pos="2880"/>
-        </w:tabs>
-        <w:ind w:left="2880" w:hanging="360"/>
-      </w:pPr>
-    </w:lvl>
-    <w:lvl w:ilvl="4" w:tentative="1">
-      <w:start w:val="1"/>
-      <w:numFmt w:val="decimal"/>
-      <w:lvlText w:val="%5."/>
-      <w:lvlJc w:val="left"/>
-      <w:pPr>
-        <w:tabs>
-          <w:tab w:val="num" w:pos="3600"/>
-        </w:tabs>
-        <w:ind w:left="3600" w:hanging="360"/>
-      </w:pPr>
-    </w:lvl>
-    <w:lvl w:ilvl="5" w:tentative="1">
-      <w:start w:val="1"/>
-      <w:numFmt w:val="decimal"/>
-      <w:lvlText w:val="%6."/>
-      <w:lvlJc w:val="left"/>
-      <w:pPr>
-        <w:tabs>
-          <w:tab w:val="num" w:pos="4320"/>
-        </w:tabs>
-        <w:ind w:left="4320" w:hanging="360"/>
-      </w:pPr>
-    </w:lvl>
-    <w:lvl w:ilvl="6" w:tentative="1">
-      <w:start w:val="1"/>
-      <w:numFmt w:val="decimal"/>
-      <w:lvlText w:val="%7."/>
-      <w:lvlJc w:val="left"/>
-      <w:pPr>
-        <w:tabs>
-          <w:tab w:val="num" w:pos="5040"/>
-        </w:tabs>
-        <w:ind w:left="5040" w:hanging="360"/>
-      </w:pPr>
-    </w:lvl>
-    <w:lvl w:ilvl="7" w:tentative="1">
-      <w:start w:val="1"/>
-      <w:numFmt w:val="decimal"/>
-      <w:lvlText w:val="%8."/>
-      <w:lvlJc w:val="left"/>
-      <w:pPr>
-        <w:tabs>
-          <w:tab w:val="num" w:pos="5760"/>
-        </w:tabs>
-        <w:ind w:left="5760" w:hanging="360"/>
-      </w:pPr>
-    </w:lvl>
-    <w:lvl w:ilvl="8" w:tentative="1">
-      <w:start w:val="1"/>
-      <w:numFmt w:val="decimal"/>
-      <w:lvlText w:val="%9."/>
-      <w:lvlJc w:val="left"/>
-      <w:pPr>
-        <w:tabs>
-          <w:tab w:val="num" w:pos="6480"/>
-        </w:tabs>
-        <w:ind w:left="6480" w:hanging="360"/>
-      </w:pPr>
-    </w:lvl>
-  </w:abstractNum>
-  <w:abstractNum w:abstractNumId="3" w15:restartNumberingAfterBreak="0">
-    <w:nsid w:val="167957AD"/>
-    <w:multiLevelType w:val="multilevel"/>
-    <w:tmpl w:val="B456E0CE"/>
-    <w:lvl w:ilvl="0">
-      <w:start w:val="1"/>
-      <w:numFmt w:val="decimal"/>
-      <w:lvlText w:val="%1."/>
-      <w:lvlJc w:val="left"/>
-      <w:pPr>
-        <w:tabs>
-          <w:tab w:val="num" w:pos="720"/>
-        </w:tabs>
-        <w:ind w:left="720" w:hanging="360"/>
-      </w:pPr>
-    </w:lvl>
-    <w:lvl w:ilvl="1" w:tentative="1">
-      <w:start w:val="1"/>
-      <w:numFmt w:val="decimal"/>
-      <w:lvlText w:val="%2."/>
-      <w:lvlJc w:val="left"/>
-      <w:pPr>
-        <w:tabs>
-          <w:tab w:val="num" w:pos="1440"/>
-        </w:tabs>
-        <w:ind w:left="1440" w:hanging="360"/>
-      </w:pPr>
-    </w:lvl>
-    <w:lvl w:ilvl="2" w:tentative="1">
-      <w:start w:val="1"/>
-      <w:numFmt w:val="decimal"/>
-      <w:lvlText w:val="%3."/>
-      <w:lvlJc w:val="left"/>
-      <w:pPr>
-        <w:tabs>
-          <w:tab w:val="num" w:pos="2160"/>
-        </w:tabs>
-        <w:ind w:left="2160" w:hanging="360"/>
-      </w:pPr>
-    </w:lvl>
-    <w:lvl w:ilvl="3" w:tentative="1">
-      <w:start w:val="1"/>
-      <w:numFmt w:val="decimal"/>
-      <w:lvlText w:val="%4."/>
-      <w:lvlJc w:val="left"/>
-      <w:pPr>
-        <w:tabs>
-          <w:tab w:val="num" w:pos="2880"/>
-        </w:tabs>
-        <w:ind w:left="2880" w:hanging="360"/>
-      </w:pPr>
-    </w:lvl>
-    <w:lvl w:ilvl="4" w:tentative="1">
-      <w:start w:val="1"/>
-      <w:numFmt w:val="decimal"/>
-      <w:lvlText w:val="%5."/>
-      <w:lvlJc w:val="left"/>
-      <w:pPr>
-        <w:tabs>
-          <w:tab w:val="num" w:pos="3600"/>
-        </w:tabs>
-        <w:ind w:left="3600" w:hanging="360"/>
-      </w:pPr>
-    </w:lvl>
-    <w:lvl w:ilvl="5" w:tentative="1">
-      <w:start w:val="1"/>
-      <w:numFmt w:val="decimal"/>
-      <w:lvlText w:val="%6."/>
-      <w:lvlJc w:val="left"/>
-      <w:pPr>
-        <w:tabs>
-          <w:tab w:val="num" w:pos="4320"/>
-        </w:tabs>
-        <w:ind w:left="4320" w:hanging="360"/>
-      </w:pPr>
-    </w:lvl>
-    <w:lvl w:ilvl="6" w:tentative="1">
-      <w:start w:val="1"/>
-      <w:numFmt w:val="decimal"/>
-      <w:lvlText w:val="%7."/>
-      <w:lvlJc w:val="left"/>
-      <w:pPr>
-        <w:tabs>
-          <w:tab w:val="num" w:pos="5040"/>
-        </w:tabs>
-        <w:ind w:left="5040" w:hanging="360"/>
-      </w:pPr>
-    </w:lvl>
-    <w:lvl w:ilvl="7" w:tentative="1">
-      <w:start w:val="1"/>
-      <w:numFmt w:val="decimal"/>
-      <w:lvlText w:val="%8."/>
-      <w:lvlJc w:val="left"/>
-      <w:pPr>
-        <w:tabs>
-          <w:tab w:val="num" w:pos="5760"/>
-        </w:tabs>
-        <w:ind w:left="5760" w:hanging="360"/>
-      </w:pPr>
-    </w:lvl>
-    <w:lvl w:ilvl="8" w:tentative="1">
-      <w:start w:val="1"/>
-      <w:numFmt w:val="decimal"/>
-      <w:lvlText w:val="%9."/>
-      <w:lvlJc w:val="left"/>
-      <w:pPr>
-        <w:tabs>
-          <w:tab w:val="num" w:pos="6480"/>
-        </w:tabs>
-        <w:ind w:left="6480" w:hanging="360"/>
-      </w:pPr>
-    </w:lvl>
-  </w:abstractNum>
-  <w:abstractNum w:abstractNumId="4" w15:restartNumberingAfterBreak="0">
-    <w:nsid w:val="252837E7"/>
-    <w:multiLevelType w:val="multilevel"/>
-    <w:tmpl w:val="9C8E8452"/>
+    <w:tmpl w:val="C5D89472"/>
     <w:lvl w:ilvl="0">
       <w:start w:val="1"/>
       <w:numFmt w:val="bullet"/>
@@ -14656,10 +14631,123 @@
       </w:rPr>
     </w:lvl>
   </w:abstractNum>
+  <w:abstractNum w:abstractNumId="4" w15:restartNumberingAfterBreak="0">
+    <w:nsid w:val="51311418"/>
+    <w:multiLevelType w:val="multilevel"/>
+    <w:tmpl w:val="105612AC"/>
+    <w:lvl w:ilvl="0">
+      <w:start w:val="1"/>
+      <w:numFmt w:val="decimal"/>
+      <w:lvlText w:val="%1."/>
+      <w:lvlJc w:val="left"/>
+      <w:pPr>
+        <w:tabs>
+          <w:tab w:val="num" w:pos="720"/>
+        </w:tabs>
+        <w:ind w:left="720" w:hanging="360"/>
+      </w:pPr>
+    </w:lvl>
+    <w:lvl w:ilvl="1" w:tentative="1">
+      <w:start w:val="1"/>
+      <w:numFmt w:val="decimal"/>
+      <w:lvlText w:val="%2."/>
+      <w:lvlJc w:val="left"/>
+      <w:pPr>
+        <w:tabs>
+          <w:tab w:val="num" w:pos="1440"/>
+        </w:tabs>
+        <w:ind w:left="1440" w:hanging="360"/>
+      </w:pPr>
+    </w:lvl>
+    <w:lvl w:ilvl="2" w:tentative="1">
+      <w:start w:val="1"/>
+      <w:numFmt w:val="decimal"/>
+      <w:lvlText w:val="%3."/>
+      <w:lvlJc w:val="left"/>
+      <w:pPr>
+        <w:tabs>
+          <w:tab w:val="num" w:pos="2160"/>
+        </w:tabs>
+        <w:ind w:left="2160" w:hanging="360"/>
+      </w:pPr>
+    </w:lvl>
+    <w:lvl w:ilvl="3" w:tentative="1">
+      <w:start w:val="1"/>
+      <w:numFmt w:val="decimal"/>
+      <w:lvlText w:val="%4."/>
+      <w:lvlJc w:val="left"/>
+      <w:pPr>
+        <w:tabs>
+          <w:tab w:val="num" w:pos="2880"/>
+        </w:tabs>
+        <w:ind w:left="2880" w:hanging="360"/>
+      </w:pPr>
+    </w:lvl>
+    <w:lvl w:ilvl="4" w:tentative="1">
+      <w:start w:val="1"/>
+      <w:numFmt w:val="decimal"/>
+      <w:lvlText w:val="%5."/>
+      <w:lvlJc w:val="left"/>
+      <w:pPr>
+        <w:tabs>
+          <w:tab w:val="num" w:pos="3600"/>
+        </w:tabs>
+        <w:ind w:left="3600" w:hanging="360"/>
+      </w:pPr>
+    </w:lvl>
+    <w:lvl w:ilvl="5" w:tentative="1">
+      <w:start w:val="1"/>
+      <w:numFmt w:val="decimal"/>
+      <w:lvlText w:val="%6."/>
+      <w:lvlJc w:val="left"/>
+      <w:pPr>
+        <w:tabs>
+          <w:tab w:val="num" w:pos="4320"/>
+        </w:tabs>
+        <w:ind w:left="4320" w:hanging="360"/>
+      </w:pPr>
+    </w:lvl>
+    <w:lvl w:ilvl="6" w:tentative="1">
+      <w:start w:val="1"/>
+      <w:numFmt w:val="decimal"/>
+      <w:lvlText w:val="%7."/>
+      <w:lvlJc w:val="left"/>
+      <w:pPr>
+        <w:tabs>
+          <w:tab w:val="num" w:pos="5040"/>
+        </w:tabs>
+        <w:ind w:left="5040" w:hanging="360"/>
+      </w:pPr>
+    </w:lvl>
+    <w:lvl w:ilvl="7" w:tentative="1">
+      <w:start w:val="1"/>
+      <w:numFmt w:val="decimal"/>
+      <w:lvlText w:val="%8."/>
+      <w:lvlJc w:val="left"/>
+      <w:pPr>
+        <w:tabs>
+          <w:tab w:val="num" w:pos="5760"/>
+        </w:tabs>
+        <w:ind w:left="5760" w:hanging="360"/>
+      </w:pPr>
+    </w:lvl>
+    <w:lvl w:ilvl="8" w:tentative="1">
+      <w:start w:val="1"/>
+      <w:numFmt w:val="decimal"/>
+      <w:lvlText w:val="%9."/>
+      <w:lvlJc w:val="left"/>
+      <w:pPr>
+        <w:tabs>
+          <w:tab w:val="num" w:pos="6480"/>
+        </w:tabs>
+        <w:ind w:left="6480" w:hanging="360"/>
+      </w:pPr>
+    </w:lvl>
+  </w:abstractNum>
   <w:abstractNum w:abstractNumId="5" w15:restartNumberingAfterBreak="0">
-    <w:nsid w:val="4BCC27E7"/>
+    <w:nsid w:val="70F41F74"/>
     <w:multiLevelType w:val="multilevel"/>
-    <w:tmpl w:val="EC7620FE"/>
+    <w:tmpl w:val="C2801AD4"/>
     <w:lvl w:ilvl="0">
       <w:start w:val="1"/>
       <w:numFmt w:val="bullet"/>
@@ -14805,23 +14893,23 @@
       </w:rPr>
     </w:lvl>
   </w:abstractNum>
-  <w:num w:numId="1" w16cid:durableId="21516273">
-    <w:abstractNumId w:val="2"/>
+  <w:num w:numId="1" w16cid:durableId="1114254105">
+    <w:abstractNumId w:val="1"/>
   </w:num>
-  <w:num w:numId="2" w16cid:durableId="1421290712">
+  <w:num w:numId="2" w16cid:durableId="347802200">
     <w:abstractNumId w:val="0"/>
   </w:num>
-  <w:num w:numId="3" w16cid:durableId="1854106434">
+  <w:num w:numId="3" w16cid:durableId="1018047172">
+    <w:abstractNumId w:val="5"/>
+  </w:num>
+  <w:num w:numId="4" w16cid:durableId="1260790683">
     <w:abstractNumId w:val="4"/>
   </w:num>
-  <w:num w:numId="4" w16cid:durableId="1716269775">
+  <w:num w:numId="5" w16cid:durableId="972640647">
     <w:abstractNumId w:val="3"/>
   </w:num>
-  <w:num w:numId="5" w16cid:durableId="158159244">
-    <w:abstractNumId w:val="5"/>
-  </w:num>
-  <w:num w:numId="6" w16cid:durableId="343634957">
-    <w:abstractNumId w:val="1"/>
+  <w:num w:numId="6" w16cid:durableId="1389769313">
+    <w:abstractNumId w:val="2"/>
   </w:num>
 </w:numbering>
 </file>
